--- a/tillsyn/A 63789-2025 tillsynsbegäran.docx
+++ b/tillsyn/A 63789-2025 tillsynsbegäran.docx
@@ -247,7 +247,7 @@
     <w:r>
       <w:tab/>
       <w:tab/>
-      <w:t>2026-01-07</w:t>
+      <w:t>2026-01-08</w:t>
       <w:br/>
       <w:br/>
     </w:r>

--- a/tillsyn/A 63789-2025 tillsynsbegäran.docx
+++ b/tillsyn/A 63789-2025 tillsynsbegäran.docx
@@ -247,7 +247,7 @@
     <w:r>
       <w:tab/>
       <w:tab/>
-      <w:t>2026-01-08</w:t>
+      <w:t>2026-01-09</w:t>
       <w:br/>
       <w:br/>
     </w:r>

--- a/tillsyn/A 63789-2025 tillsynsbegäran.docx
+++ b/tillsyn/A 63789-2025 tillsynsbegäran.docx
@@ -247,7 +247,7 @@
     <w:r>
       <w:tab/>
       <w:tab/>
-      <w:t>2026-01-09</w:t>
+      <w:t>2026-01-10</w:t>
       <w:br/>
       <w:br/>
     </w:r>

--- a/tillsyn/A 63789-2025 tillsynsbegäran.docx
+++ b/tillsyn/A 63789-2025 tillsynsbegäran.docx
@@ -247,7 +247,7 @@
     <w:r>
       <w:tab/>
       <w:tab/>
-      <w:t>2026-01-10</w:t>
+      <w:t>2026-01-11</w:t>
       <w:br/>
       <w:br/>
     </w:r>

--- a/tillsyn/A 63789-2025 tillsynsbegäran.docx
+++ b/tillsyn/A 63789-2025 tillsynsbegäran.docx
@@ -247,7 +247,7 @@
     <w:r>
       <w:tab/>
       <w:tab/>
-      <w:t>2026-01-11</w:t>
+      <w:t>2026-01-12</w:t>
       <w:br/>
       <w:br/>
     </w:r>

--- a/tillsyn/A 63789-2025 tillsynsbegäran.docx
+++ b/tillsyn/A 63789-2025 tillsynsbegäran.docx
@@ -247,7 +247,7 @@
     <w:r>
       <w:tab/>
       <w:tab/>
-      <w:t>2026-01-12</w:t>
+      <w:t>2026-01-13</w:t>
       <w:br/>
       <w:br/>
     </w:r>

--- a/tillsyn/A 63789-2025 tillsynsbegäran.docx
+++ b/tillsyn/A 63789-2025 tillsynsbegäran.docx
@@ -247,7 +247,7 @@
     <w:r>
       <w:tab/>
       <w:tab/>
-      <w:t>2026-01-13</w:t>
+      <w:t>2026-01-14</w:t>
       <w:br/>
       <w:br/>
     </w:r>

--- a/tillsyn/A 63789-2025 tillsynsbegäran.docx
+++ b/tillsyn/A 63789-2025 tillsynsbegäran.docx
@@ -247,7 +247,7 @@
     <w:r>
       <w:tab/>
       <w:tab/>
-      <w:t>2026-01-14</w:t>
+      <w:t>2026-01-15</w:t>
       <w:br/>
       <w:br/>
     </w:r>

--- a/tillsyn/A 63789-2025 tillsynsbegäran.docx
+++ b/tillsyn/A 63789-2025 tillsynsbegäran.docx
@@ -247,7 +247,7 @@
     <w:r>
       <w:tab/>
       <w:tab/>
-      <w:t>2026-01-15</w:t>
+      <w:t>2026-01-16</w:t>
       <w:br/>
       <w:br/>
     </w:r>

--- a/tillsyn/A 63789-2025 tillsynsbegäran.docx
+++ b/tillsyn/A 63789-2025 tillsynsbegäran.docx
@@ -247,7 +247,7 @@
     <w:r>
       <w:tab/>
       <w:tab/>
-      <w:t>2026-01-16</w:t>
+      <w:t>2026-01-17</w:t>
       <w:br/>
       <w:br/>
     </w:r>

--- a/tillsyn/A 63789-2025 tillsynsbegäran.docx
+++ b/tillsyn/A 63789-2025 tillsynsbegäran.docx
@@ -247,7 +247,7 @@
     <w:r>
       <w:tab/>
       <w:tab/>
-      <w:t>2026-01-17</w:t>
+      <w:t>2026-01-18</w:t>
       <w:br/>
       <w:br/>
     </w:r>

--- a/tillsyn/A 63789-2025 tillsynsbegäran.docx
+++ b/tillsyn/A 63789-2025 tillsynsbegäran.docx
@@ -247,7 +247,7 @@
     <w:r>
       <w:tab/>
       <w:tab/>
-      <w:t>2026-01-18</w:t>
+      <w:t>2026-01-19</w:t>
       <w:br/>
       <w:br/>
     </w:r>

--- a/tillsyn/A 63789-2025 tillsynsbegäran.docx
+++ b/tillsyn/A 63789-2025 tillsynsbegäran.docx
@@ -247,7 +247,7 @@
     <w:r>
       <w:tab/>
       <w:tab/>
-      <w:t>2026-01-19</w:t>
+      <w:t>2026-01-20</w:t>
       <w:br/>
       <w:br/>
     </w:r>

--- a/tillsyn/A 63789-2025 tillsynsbegäran.docx
+++ b/tillsyn/A 63789-2025 tillsynsbegäran.docx
@@ -247,7 +247,7 @@
     <w:r>
       <w:tab/>
       <w:tab/>
-      <w:t>2026-01-20</w:t>
+      <w:t>2026-01-21</w:t>
       <w:br/>
       <w:br/>
     </w:r>

--- a/tillsyn/A 63789-2025 tillsynsbegäran.docx
+++ b/tillsyn/A 63789-2025 tillsynsbegäran.docx
@@ -247,7 +247,7 @@
     <w:r>
       <w:tab/>
       <w:tab/>
-      <w:t>2026-01-21</w:t>
+      <w:t>2026-01-23</w:t>
       <w:br/>
       <w:br/>
     </w:r>

--- a/tillsyn/A 63789-2025 tillsynsbegäran.docx
+++ b/tillsyn/A 63789-2025 tillsynsbegäran.docx
@@ -247,7 +247,7 @@
     <w:r>
       <w:tab/>
       <w:tab/>
-      <w:t>2026-01-23</w:t>
+      <w:t>2026-01-24</w:t>
       <w:br/>
       <w:br/>
     </w:r>

--- a/tillsyn/A 63789-2025 tillsynsbegäran.docx
+++ b/tillsyn/A 63789-2025 tillsynsbegäran.docx
@@ -247,7 +247,7 @@
     <w:r>
       <w:tab/>
       <w:tab/>
-      <w:t>2026-01-24</w:t>
+      <w:t>2026-01-25</w:t>
       <w:br/>
       <w:br/>
     </w:r>

--- a/tillsyn/A 63789-2025 tillsynsbegäran.docx
+++ b/tillsyn/A 63789-2025 tillsynsbegäran.docx
@@ -247,7 +247,7 @@
     <w:r>
       <w:tab/>
       <w:tab/>
-      <w:t>2026-01-25</w:t>
+      <w:t>2026-01-26</w:t>
       <w:br/>
       <w:br/>
     </w:r>

--- a/tillsyn/A 63789-2025 tillsynsbegäran.docx
+++ b/tillsyn/A 63789-2025 tillsynsbegäran.docx
@@ -247,7 +247,7 @@
     <w:r>
       <w:tab/>
       <w:tab/>
-      <w:t>2026-01-26</w:t>
+      <w:t>2026-01-27</w:t>
       <w:br/>
       <w:br/>
     </w:r>

--- a/tillsyn/A 63789-2025 tillsynsbegäran.docx
+++ b/tillsyn/A 63789-2025 tillsynsbegäran.docx
@@ -247,7 +247,7 @@
     <w:r>
       <w:tab/>
       <w:tab/>
-      <w:t>2026-01-27</w:t>
+      <w:t>2026-01-28</w:t>
       <w:br/>
       <w:br/>
     </w:r>

--- a/tillsyn/A 63789-2025 tillsynsbegäran.docx
+++ b/tillsyn/A 63789-2025 tillsynsbegäran.docx
@@ -265,7 +265,7 @@
     <w:r>
       <w:tab/>
       <w:tab/>
-      <w:t>2026-02-28</w:t>
+      <w:t>2026-03-01</w:t>
       <w:br/>
       <w:br/>
     </w:r>

--- a/tillsyn/A 63789-2025 tillsynsbegäran.docx
+++ b/tillsyn/A 63789-2025 tillsynsbegäran.docx
@@ -265,7 +265,7 @@
     <w:r>
       <w:tab/>
       <w:tab/>
-      <w:t>2026-03-01</w:t>
+      <w:t>2026-03-02</w:t>
       <w:br/>
       <w:br/>
     </w:r>

--- a/tillsyn/A 63789-2025 tillsynsbegäran.docx
+++ b/tillsyn/A 63789-2025 tillsynsbegäran.docx
@@ -265,7 +265,7 @@
     <w:r>
       <w:tab/>
       <w:tab/>
-      <w:t>2026-03-02</w:t>
+      <w:t>2026-03-03</w:t>
       <w:br/>
       <w:br/>
     </w:r>

--- a/tillsyn/A 63789-2025 tillsynsbegäran.docx
+++ b/tillsyn/A 63789-2025 tillsynsbegäran.docx
@@ -265,7 +265,7 @@
     <w:r>
       <w:tab/>
       <w:tab/>
-      <w:t>2026-03-03</w:t>
+      <w:t>2026-03-04</w:t>
       <w:br/>
       <w:br/>
     </w:r>

--- a/tillsyn/A 63789-2025 tillsynsbegäran.docx
+++ b/tillsyn/A 63789-2025 tillsynsbegäran.docx
@@ -265,7 +265,7 @@
     <w:r>
       <w:tab/>
       <w:tab/>
-      <w:t>2026-03-04</w:t>
+      <w:t>2026-03-05</w:t>
       <w:br/>
       <w:br/>
     </w:r>

--- a/tillsyn/A 63789-2025 tillsynsbegäran.docx
+++ b/tillsyn/A 63789-2025 tillsynsbegäran.docx
@@ -265,7 +265,7 @@
     <w:r>
       <w:tab/>
       <w:tab/>
-      <w:t>2026-03-05</w:t>
+      <w:t>2026-03-06</w:t>
       <w:br/>
       <w:br/>
     </w:r>

--- a/tillsyn/A 63789-2025 tillsynsbegäran.docx
+++ b/tillsyn/A 63789-2025 tillsynsbegäran.docx
@@ -265,7 +265,7 @@
     <w:r>
       <w:tab/>
       <w:tab/>
-      <w:t>2026-03-06</w:t>
+      <w:t>2026-03-07</w:t>
       <w:br/>
       <w:br/>
     </w:r>

--- a/tillsyn/A 63789-2025 tillsynsbegäran.docx
+++ b/tillsyn/A 63789-2025 tillsynsbegäran.docx
@@ -265,7 +265,7 @@
     <w:r>
       <w:tab/>
       <w:tab/>
-      <w:t>2026-03-07</w:t>
+      <w:t>2026-03-08</w:t>
       <w:br/>
       <w:br/>
     </w:r>

--- a/tillsyn/A 63789-2025 tillsynsbegäran.docx
+++ b/tillsyn/A 63789-2025 tillsynsbegäran.docx
@@ -265,7 +265,7 @@
     <w:r>
       <w:tab/>
       <w:tab/>
-      <w:t>2026-03-08</w:t>
+      <w:t>2026-03-09</w:t>
       <w:br/>
       <w:br/>
     </w:r>

--- a/tillsyn/A 63789-2025 tillsynsbegäran.docx
+++ b/tillsyn/A 63789-2025 tillsynsbegäran.docx
@@ -265,7 +265,7 @@
     <w:r>
       <w:tab/>
       <w:tab/>
-      <w:t>2026-03-09</w:t>
+      <w:t>2026-03-10</w:t>
       <w:br/>
       <w:br/>
     </w:r>

--- a/tillsyn/A 63789-2025 tillsynsbegäran.docx
+++ b/tillsyn/A 63789-2025 tillsynsbegäran.docx
@@ -265,7 +265,7 @@
     <w:r>
       <w:tab/>
       <w:tab/>
-      <w:t>2026-03-10</w:t>
+      <w:t>2026-03-11</w:t>
       <w:br/>
       <w:br/>
     </w:r>

--- a/tillsyn/A 63789-2025 tillsynsbegäran.docx
+++ b/tillsyn/A 63789-2025 tillsynsbegäran.docx
@@ -265,7 +265,7 @@
     <w:r>
       <w:tab/>
       <w:tab/>
-      <w:t>2026-03-11</w:t>
+      <w:t>2026-03-12</w:t>
       <w:br/>
       <w:br/>
     </w:r>

--- a/tillsyn/A 63789-2025 tillsynsbegäran.docx
+++ b/tillsyn/A 63789-2025 tillsynsbegäran.docx
@@ -265,7 +265,7 @@
     <w:r>
       <w:tab/>
       <w:tab/>
-      <w:t>2026-03-12</w:t>
+      <w:t>2026-03-13</w:t>
       <w:br/>
       <w:br/>
     </w:r>

--- a/tillsyn/A 63789-2025 tillsynsbegäran.docx
+++ b/tillsyn/A 63789-2025 tillsynsbegäran.docx
@@ -265,7 +265,7 @@
     <w:r>
       <w:tab/>
       <w:tab/>
-      <w:t>2026-03-13</w:t>
+      <w:t>2026-03-16</w:t>
       <w:br/>
       <w:br/>
     </w:r>

--- a/tillsyn/A 63789-2025 tillsynsbegäran.docx
+++ b/tillsyn/A 63789-2025 tillsynsbegäran.docx
@@ -265,7 +265,7 @@
     <w:r>
       <w:tab/>
       <w:tab/>
-      <w:t>2026-03-16</w:t>
+      <w:t>2026-03-17</w:t>
       <w:br/>
       <w:br/>
     </w:r>

--- a/tillsyn/A 63789-2025 tillsynsbegäran.docx
+++ b/tillsyn/A 63789-2025 tillsynsbegäran.docx
@@ -265,7 +265,7 @@
     <w:r>
       <w:tab/>
       <w:tab/>
-      <w:t>2026-03-17</w:t>
+      <w:t>2026-03-18</w:t>
       <w:br/>
       <w:br/>
     </w:r>

--- a/tillsyn/A 63789-2025 tillsynsbegäran.docx
+++ b/tillsyn/A 63789-2025 tillsynsbegäran.docx
@@ -265,7 +265,7 @@
     <w:r>
       <w:tab/>
       <w:tab/>
-      <w:t>2026-03-18</w:t>
+      <w:t>2026-03-19</w:t>
       <w:br/>
       <w:br/>
     </w:r>

--- a/tillsyn/A 63789-2025 tillsynsbegäran.docx
+++ b/tillsyn/A 63789-2025 tillsynsbegäran.docx
@@ -265,7 +265,7 @@
     <w:r>
       <w:tab/>
       <w:tab/>
-      <w:t>2026-03-19</w:t>
+      <w:t>2026-03-20</w:t>
       <w:br/>
       <w:br/>
     </w:r>

--- a/tillsyn/A 63789-2025 tillsynsbegäran.docx
+++ b/tillsyn/A 63789-2025 tillsynsbegäran.docx
@@ -265,7 +265,7 @@
     <w:r>
       <w:tab/>
       <w:tab/>
-      <w:t>2026-03-20</w:t>
+      <w:t>2026-03-21</w:t>
       <w:br/>
       <w:br/>
     </w:r>

--- a/tillsyn/A 63789-2025 tillsynsbegäran.docx
+++ b/tillsyn/A 63789-2025 tillsynsbegäran.docx
@@ -265,7 +265,7 @@
     <w:r>
       <w:tab/>
       <w:tab/>
-      <w:t>2026-03-21</w:t>
+      <w:t>2026-03-22</w:t>
       <w:br/>
       <w:br/>
     </w:r>

--- a/tillsyn/A 63789-2025 tillsynsbegäran.docx
+++ b/tillsyn/A 63789-2025 tillsynsbegäran.docx
@@ -265,7 +265,7 @@
     <w:r>
       <w:tab/>
       <w:tab/>
-      <w:t>2026-03-22</w:t>
+      <w:t>2026-03-23</w:t>
       <w:br/>
       <w:br/>
     </w:r>

--- a/tillsyn/A 63789-2025 tillsynsbegäran.docx
+++ b/tillsyn/A 63789-2025 tillsynsbegäran.docx
@@ -265,7 +265,7 @@
     <w:r>
       <w:tab/>
       <w:tab/>
-      <w:t>2026-03-23</w:t>
+      <w:t>2026-03-24</w:t>
       <w:br/>
       <w:br/>
     </w:r>

--- a/tillsyn/A 63789-2025 tillsynsbegäran.docx
+++ b/tillsyn/A 63789-2025 tillsynsbegäran.docx
@@ -265,7 +265,7 @@
     <w:r>
       <w:tab/>
       <w:tab/>
-      <w:t>2026-03-24</w:t>
+      <w:t>2026-03-25</w:t>
       <w:br/>
       <w:br/>
     </w:r>

--- a/tillsyn/A 63789-2025 tillsynsbegäran.docx
+++ b/tillsyn/A 63789-2025 tillsynsbegäran.docx
@@ -265,7 +265,7 @@
     <w:r>
       <w:tab/>
       <w:tab/>
-      <w:t>2026-03-25</w:t>
+      <w:t>2026-03-26</w:t>
       <w:br/>
       <w:br/>
     </w:r>

--- a/tillsyn/A 63789-2025 tillsynsbegäran.docx
+++ b/tillsyn/A 63789-2025 tillsynsbegäran.docx
@@ -265,7 +265,7 @@
     <w:r>
       <w:tab/>
       <w:tab/>
-      <w:t>2026-03-26</w:t>
+      <w:t>2026-03-27</w:t>
       <w:br/>
       <w:br/>
     </w:r>

--- a/tillsyn/A 63789-2025 tillsynsbegäran.docx
+++ b/tillsyn/A 63789-2025 tillsynsbegäran.docx
@@ -265,7 +265,7 @@
     <w:r>
       <w:tab/>
       <w:tab/>
-      <w:t>2026-03-27</w:t>
+      <w:t>2026-03-28</w:t>
       <w:br/>
       <w:br/>
     </w:r>

--- a/tillsyn/A 63789-2025 tillsynsbegäran.docx
+++ b/tillsyn/A 63789-2025 tillsynsbegäran.docx
@@ -265,7 +265,7 @@
     <w:r>
       <w:tab/>
       <w:tab/>
-      <w:t>2026-03-28</w:t>
+      <w:t>2026-03-29</w:t>
       <w:br/>
       <w:br/>
     </w:r>

--- a/tillsyn/A 63789-2025 tillsynsbegäran.docx
+++ b/tillsyn/A 63789-2025 tillsynsbegäran.docx
@@ -265,7 +265,7 @@
     <w:r>
       <w:tab/>
       <w:tab/>
-      <w:t>2026-03-29</w:t>
+      <w:t>2026-03-30</w:t>
       <w:br/>
       <w:br/>
     </w:r>

--- a/tillsyn/A 63789-2025 tillsynsbegäran.docx
+++ b/tillsyn/A 63789-2025 tillsynsbegäran.docx
@@ -265,7 +265,7 @@
     <w:r>
       <w:tab/>
       <w:tab/>
-      <w:t>2026-03-30</w:t>
+      <w:t>2026-03-31</w:t>
       <w:br/>
       <w:br/>
     </w:r>

--- a/tillsyn/A 63789-2025 tillsynsbegäran.docx
+++ b/tillsyn/A 63789-2025 tillsynsbegäran.docx
@@ -265,7 +265,7 @@
     <w:r>
       <w:tab/>
       <w:tab/>
-      <w:t>2026-03-31</w:t>
+      <w:t>2026-04-01</w:t>
       <w:br/>
       <w:br/>
     </w:r>

--- a/tillsyn/A 63789-2025 tillsynsbegäran.docx
+++ b/tillsyn/A 63789-2025 tillsynsbegäran.docx
@@ -265,7 +265,7 @@
     <w:r>
       <w:tab/>
       <w:tab/>
-      <w:t>2026-04-01</w:t>
+      <w:t>2026-04-02</w:t>
       <w:br/>
       <w:br/>
     </w:r>

--- a/tillsyn/A 63789-2025 tillsynsbegäran.docx
+++ b/tillsyn/A 63789-2025 tillsynsbegäran.docx
@@ -265,7 +265,7 @@
     <w:r>
       <w:tab/>
       <w:tab/>
-      <w:t>2026-04-02</w:t>
+      <w:t>2026-04-03</w:t>
       <w:br/>
       <w:br/>
     </w:r>

--- a/tillsyn/A 63789-2025 tillsynsbegäran.docx
+++ b/tillsyn/A 63789-2025 tillsynsbegäran.docx
@@ -265,7 +265,7 @@
     <w:r>
       <w:tab/>
       <w:tab/>
-      <w:t>2026-04-03</w:t>
+      <w:t>2026-04-04</w:t>
       <w:br/>
       <w:br/>
     </w:r>

--- a/tillsyn/A 63789-2025 tillsynsbegäran.docx
+++ b/tillsyn/A 63789-2025 tillsynsbegäran.docx
@@ -265,7 +265,7 @@
     <w:r>
       <w:tab/>
       <w:tab/>
-      <w:t>2026-04-04</w:t>
+      <w:t>2026-04-05</w:t>
       <w:br/>
       <w:br/>
     </w:r>

--- a/tillsyn/A 63789-2025 tillsynsbegäran.docx
+++ b/tillsyn/A 63789-2025 tillsynsbegäran.docx
@@ -265,7 +265,7 @@
     <w:r>
       <w:tab/>
       <w:tab/>
-      <w:t>2026-04-05</w:t>
+      <w:t>2026-04-06</w:t>
       <w:br/>
       <w:br/>
     </w:r>

--- a/tillsyn/A 63789-2025 tillsynsbegäran.docx
+++ b/tillsyn/A 63789-2025 tillsynsbegäran.docx
@@ -98,7 +98,34 @@
         <w:t>Ullticka (NT)</w:t>
       </w:r>
       <w:r>
-        <w:t xml:space="preserve"> är knuten till restbestånd av barrnaturskog och förekommer med ett tydligt optimum i orörda eller måttligt påverkade gamla granskogar där det föreligger viss kontinuitet av grov död ved. Ullticka är en bra signalart inom hela sitt utbredningsområde och i södra Sverige är den sällsynt och en god signalart för skyddsvärda granskogsmiljöer. Den hotas av avverkning och fragmentering av naturskog och äldre granskog med lång trädkontinuitet. Ullticka är typisk art för </w:t>
+        <w:t xml:space="preserve"> är knuten till restbestånd av barrnaturskog och förekommer med ett tydligt optimum i orörda eller måttligt påverkade gamla granskogar där det föreligger viss kontinuitet av grov död ved. Ullticka är en bra signalart inom hela sitt utbredningsområde och i södra Sverige är den sällsynt och en god signalart för skyddsvärda granskogsmiljöer. Den hotas av avverkning och fragmentering av naturskog och äldre granskog med lång trädkontinuitet. På ullticka kan ibland ulltickeporing (VU) påträffas - det är en sällsynt ticka som nyligen delats upp i de tre olika arterna ulltickeporing </w:t>
+      </w:r>
+      <w:r>
+        <w:rPr>
+          <w:i/>
+        </w:rPr>
+        <w:t xml:space="preserve">Skeletocutis brevispora </w:t>
+      </w:r>
+      <w:r>
+        <w:t>(VU)</w:t>
+      </w:r>
+      <w:r>
+        <w:rPr>
+          <w:i/>
+        </w:rPr>
+        <w:t>, Skeletocutis delicata</w:t>
+      </w:r>
+      <w:r>
+        <w:t xml:space="preserve"> (VU)</w:t>
+      </w:r>
+      <w:r>
+        <w:rPr>
+          <w:i/>
+        </w:rPr>
+        <w:t xml:space="preserve"> och Skeletocutis exilis</w:t>
+      </w:r>
+      <w:r>
+        <w:t xml:space="preserve"> (NT). Ullticka är typisk art för </w:t>
       </w:r>
       <w:r>
         <w:rPr>
@@ -116,25 +143,7 @@
         <w:t>9030 Landhöjningsskog</w:t>
       </w:r>
       <w:r>
-        <w:t xml:space="preserve">. På ullticka kan ibland ulltickeporing (VU) påträffas - det är en sällsynt ticka som nyligen delats upp i tre olika arter: </w:t>
-      </w:r>
-      <w:r>
-        <w:rPr>
-          <w:i/>
-        </w:rPr>
-        <w:t xml:space="preserve">Skeletocutis brevispora </w:t>
-      </w:r>
-      <w:r>
-        <w:t>(ulltickeporing)</w:t>
-      </w:r>
-      <w:r>
-        <w:rPr>
-          <w:i/>
-        </w:rPr>
-        <w:t>, Skeletocutis delicata och Skeletocutis exilis</w:t>
-      </w:r>
-      <w:r>
-        <w:t>. De två sistnämnda arterna står för närvarande (2020) som ej bedömda i rödlistan (SLU Artdatabanken, 2024; Nitare &amp; Skogsstyrelsen, 2019; Miettinen &amp; Niemelä, 2018).</w:t>
+        <w:t xml:space="preserve"> (SLU Artdatabanken, 2026; Nitare &amp; Skogsstyrelsen, 2019; Miettinen &amp; Niemelä, 2018).</w:t>
       </w:r>
     </w:p>
     <w:sectPr>
@@ -265,7 +274,7 @@
     <w:r>
       <w:tab/>
       <w:tab/>
-      <w:t>2026-04-06</w:t>
+      <w:t>2026-04-07</w:t>
       <w:br/>
       <w:br/>
     </w:r>

--- a/tillsyn/A 63789-2025 tillsynsbegäran.docx
+++ b/tillsyn/A 63789-2025 tillsynsbegäran.docx
@@ -274,7 +274,7 @@
     <w:r>
       <w:tab/>
       <w:tab/>
-      <w:t>2026-04-07</w:t>
+      <w:t>2026-04-08</w:t>
       <w:br/>
       <w:br/>
     </w:r>

--- a/tillsyn/A 63789-2025 tillsynsbegäran.docx
+++ b/tillsyn/A 63789-2025 tillsynsbegäran.docx
@@ -274,7 +274,7 @@
     <w:r>
       <w:tab/>
       <w:tab/>
-      <w:t>2026-04-08</w:t>
+      <w:t>2026-04-09</w:t>
       <w:br/>
       <w:br/>
     </w:r>

--- a/tillsyn/A 63789-2025 tillsynsbegäran.docx
+++ b/tillsyn/A 63789-2025 tillsynsbegäran.docx
@@ -274,7 +274,7 @@
     <w:r>
       <w:tab/>
       <w:tab/>
-      <w:t>2026-04-09</w:t>
+      <w:t>2026-04-10</w:t>
       <w:br/>
       <w:br/>
     </w:r>

--- a/tillsyn/A 63789-2025 tillsynsbegäran.docx
+++ b/tillsyn/A 63789-2025 tillsynsbegäran.docx
@@ -274,7 +274,7 @@
     <w:r>
       <w:tab/>
       <w:tab/>
-      <w:t>2026-04-10</w:t>
+      <w:t>2026-04-11</w:t>
       <w:br/>
       <w:br/>
     </w:r>

--- a/tillsyn/A 63789-2025 tillsynsbegäran.docx
+++ b/tillsyn/A 63789-2025 tillsynsbegäran.docx
@@ -274,7 +274,7 @@
     <w:r>
       <w:tab/>
       <w:tab/>
-      <w:t>2026-04-14</w:t>
+      <w:t>2026-04-15</w:t>
       <w:br/>
       <w:br/>
     </w:r>

--- a/tillsyn/A 63789-2025 tillsynsbegäran.docx
+++ b/tillsyn/A 63789-2025 tillsynsbegäran.docx
@@ -274,7 +274,7 @@
     <w:r>
       <w:tab/>
       <w:tab/>
-      <w:t>2026-04-15</w:t>
+      <w:t>2026-04-16</w:t>
       <w:br/>
       <w:br/>
     </w:r>

--- a/tillsyn/A 63789-2025 tillsynsbegäran.docx
+++ b/tillsyn/A 63789-2025 tillsynsbegäran.docx
@@ -274,7 +274,7 @@
     <w:r>
       <w:tab/>
       <w:tab/>
-      <w:t>2026-04-16</w:t>
+      <w:t>2026-04-17</w:t>
       <w:br/>
       <w:br/>
     </w:r>

--- a/tillsyn/A 63789-2025 tillsynsbegäran.docx
+++ b/tillsyn/A 63789-2025 tillsynsbegäran.docx
@@ -274,7 +274,7 @@
     <w:r>
       <w:tab/>
       <w:tab/>
-      <w:t>2026-04-17</w:t>
+      <w:t>2026-04-18</w:t>
       <w:br/>
       <w:br/>
     </w:r>

--- a/tillsyn/A 63789-2025 tillsynsbegäran.docx
+++ b/tillsyn/A 63789-2025 tillsynsbegäran.docx
@@ -274,7 +274,7 @@
     <w:r>
       <w:tab/>
       <w:tab/>
-      <w:t>2026-04-18</w:t>
+      <w:t>2026-04-19</w:t>
       <w:br/>
       <w:br/>
     </w:r>

--- a/tillsyn/A 63789-2025 tillsynsbegäran.docx
+++ b/tillsyn/A 63789-2025 tillsynsbegäran.docx
@@ -274,7 +274,7 @@
     <w:r>
       <w:tab/>
       <w:tab/>
-      <w:t>2026-04-19</w:t>
+      <w:t>2026-04-20</w:t>
       <w:br/>
       <w:br/>
     </w:r>

--- a/tillsyn/A 63789-2025 tillsynsbegäran.docx
+++ b/tillsyn/A 63789-2025 tillsynsbegäran.docx
@@ -274,7 +274,7 @@
     <w:r>
       <w:tab/>
       <w:tab/>
-      <w:t>2026-04-20</w:t>
+      <w:t>2026-04-21</w:t>
       <w:br/>
       <w:br/>
     </w:r>

--- a/tillsyn/A 63789-2025 tillsynsbegäran.docx
+++ b/tillsyn/A 63789-2025 tillsynsbegäran.docx
@@ -274,7 +274,7 @@
     <w:r>
       <w:tab/>
       <w:tab/>
-      <w:t>2026-04-21</w:t>
+      <w:t>2026-04-22</w:t>
       <w:br/>
       <w:br/>
     </w:r>

--- a/tillsyn/A 63789-2025 tillsynsbegäran.docx
+++ b/tillsyn/A 63789-2025 tillsynsbegäran.docx
@@ -274,7 +274,7 @@
     <w:r>
       <w:tab/>
       <w:tab/>
-      <w:t>2026-04-22</w:t>
+      <w:t>2026-04-23</w:t>
       <w:br/>
       <w:br/>
     </w:r>

--- a/tillsyn/A 63789-2025 tillsynsbegäran.docx
+++ b/tillsyn/A 63789-2025 tillsynsbegäran.docx
@@ -274,7 +274,7 @@
     <w:r>
       <w:tab/>
       <w:tab/>
-      <w:t>2026-04-23</w:t>
+      <w:t>2026-04-24</w:t>
       <w:br/>
       <w:br/>
     </w:r>

--- a/tillsyn/A 63789-2025 tillsynsbegäran.docx
+++ b/tillsyn/A 63789-2025 tillsynsbegäran.docx
@@ -274,7 +274,7 @@
     <w:r>
       <w:tab/>
       <w:tab/>
-      <w:t>2026-04-24</w:t>
+      <w:t>2026-04-25</w:t>
       <w:br/>
       <w:br/>
     </w:r>

--- a/tillsyn/A 63789-2025 tillsynsbegäran.docx
+++ b/tillsyn/A 63789-2025 tillsynsbegäran.docx
@@ -274,7 +274,7 @@
     <w:r>
       <w:tab/>
       <w:tab/>
-      <w:t>2026-04-25</w:t>
+      <w:t>2026-04-26</w:t>
       <w:br/>
       <w:br/>
     </w:r>

--- a/tillsyn/A 63789-2025 tillsynsbegäran.docx
+++ b/tillsyn/A 63789-2025 tillsynsbegäran.docx
@@ -274,7 +274,7 @@
     <w:r>
       <w:tab/>
       <w:tab/>
-      <w:t>2026-04-26</w:t>
+      <w:t>2026-04-27</w:t>
       <w:br/>
       <w:br/>
     </w:r>

--- a/tillsyn/A 63789-2025 tillsynsbegäran.docx
+++ b/tillsyn/A 63789-2025 tillsynsbegäran.docx
@@ -274,7 +274,7 @@
     <w:r>
       <w:tab/>
       <w:tab/>
-      <w:t>2026-04-27</w:t>
+      <w:t>2026-04-28</w:t>
       <w:br/>
       <w:br/>
     </w:r>

--- a/tillsyn/A 63789-2025 tillsynsbegäran.docx
+++ b/tillsyn/A 63789-2025 tillsynsbegäran.docx
@@ -274,7 +274,7 @@
     <w:r>
       <w:tab/>
       <w:tab/>
-      <w:t>2026-04-28</w:t>
+      <w:t>2026-04-29</w:t>
       <w:br/>
       <w:br/>
     </w:r>

--- a/tillsyn/A 63789-2025 tillsynsbegäran.docx
+++ b/tillsyn/A 63789-2025 tillsynsbegäran.docx
@@ -274,7 +274,7 @@
     <w:r>
       <w:tab/>
       <w:tab/>
-      <w:t>2026-04-29</w:t>
+      <w:t>2026-04-30</w:t>
       <w:br/>
       <w:br/>
     </w:r>

--- a/tillsyn/A 63789-2025 tillsynsbegäran.docx
+++ b/tillsyn/A 63789-2025 tillsynsbegäran.docx
@@ -274,7 +274,7 @@
     <w:r>
       <w:tab/>
       <w:tab/>
-      <w:t>2026-04-30</w:t>
+      <w:t>2026-05-01</w:t>
       <w:br/>
       <w:br/>
     </w:r>

--- a/tillsyn/A 63789-2025 tillsynsbegäran.docx
+++ b/tillsyn/A 63789-2025 tillsynsbegäran.docx
@@ -274,7 +274,7 @@
     <w:r>
       <w:tab/>
       <w:tab/>
-      <w:t>2026-05-01</w:t>
+      <w:t>2026-05-02</w:t>
       <w:br/>
       <w:br/>
     </w:r>

--- a/tillsyn/A 63789-2025 tillsynsbegäran.docx
+++ b/tillsyn/A 63789-2025 tillsynsbegäran.docx
@@ -274,7 +274,7 @@
     <w:r>
       <w:tab/>
       <w:tab/>
-      <w:t>2026-05-02</w:t>
+      <w:t>2026-05-03</w:t>
       <w:br/>
       <w:br/>
     </w:r>

--- a/tillsyn/A 63789-2025 tillsynsbegäran.docx
+++ b/tillsyn/A 63789-2025 tillsynsbegäran.docx
@@ -274,7 +274,7 @@
     <w:r>
       <w:tab/>
       <w:tab/>
-      <w:t>2026-05-03</w:t>
+      <w:t>2026-05-04</w:t>
       <w:br/>
       <w:br/>
     </w:r>

--- a/tillsyn/A 63789-2025 tillsynsbegäran.docx
+++ b/tillsyn/A 63789-2025 tillsynsbegäran.docx
@@ -274,7 +274,7 @@
     <w:r>
       <w:tab/>
       <w:tab/>
-      <w:t>2026-05-04</w:t>
+      <w:t>2026-05-05</w:t>
       <w:br/>
       <w:br/>
     </w:r>

--- a/tillsyn/A 63789-2025 tillsynsbegäran.docx
+++ b/tillsyn/A 63789-2025 tillsynsbegäran.docx
@@ -274,7 +274,7 @@
     <w:r>
       <w:tab/>
       <w:tab/>
-      <w:t>2026-05-05</w:t>
+      <w:t>2026-05-06</w:t>
       <w:br/>
       <w:br/>
     </w:r>

--- a/tillsyn/A 63789-2025 tillsynsbegäran.docx
+++ b/tillsyn/A 63789-2025 tillsynsbegäran.docx
@@ -274,7 +274,7 @@
     <w:r>
       <w:tab/>
       <w:tab/>
-      <w:t>2026-05-06</w:t>
+      <w:t>2026-05-07</w:t>
       <w:br/>
       <w:br/>
     </w:r>

--- a/tillsyn/A 63789-2025 tillsynsbegäran.docx
+++ b/tillsyn/A 63789-2025 tillsynsbegäran.docx
@@ -274,7 +274,7 @@
     <w:r>
       <w:tab/>
       <w:tab/>
-      <w:t>2026-05-07</w:t>
+      <w:t>2026-05-08</w:t>
       <w:br/>
       <w:br/>
     </w:r>

--- a/tillsyn/A 63789-2025 tillsynsbegäran.docx
+++ b/tillsyn/A 63789-2025 tillsynsbegäran.docx
@@ -274,7 +274,7 @@
     <w:r>
       <w:tab/>
       <w:tab/>
-      <w:t>2026-05-08</w:t>
+      <w:t>2026-05-09</w:t>
       <w:br/>
       <w:br/>
     </w:r>

--- a/tillsyn/A 63789-2025 tillsynsbegäran.docx
+++ b/tillsyn/A 63789-2025 tillsynsbegäran.docx
@@ -274,7 +274,7 @@
     <w:r>
       <w:tab/>
       <w:tab/>
-      <w:t>2026-05-09</w:t>
+      <w:t>2026-05-10</w:t>
       <w:br/>
       <w:br/>
     </w:r>

--- a/tillsyn/A 63789-2025 tillsynsbegäran.docx
+++ b/tillsyn/A 63789-2025 tillsynsbegäran.docx
@@ -274,7 +274,7 @@
     <w:r>
       <w:tab/>
       <w:tab/>
-      <w:t>2026-05-10</w:t>
+      <w:t>2026-05-11</w:t>
       <w:br/>
       <w:br/>
     </w:r>

--- a/tillsyn/A 63789-2025 tillsynsbegäran.docx
+++ b/tillsyn/A 63789-2025 tillsynsbegäran.docx
@@ -274,7 +274,7 @@
     <w:r>
       <w:tab/>
       <w:tab/>
-      <w:t>2026-05-11</w:t>
+      <w:t>2026-05-12</w:t>
       <w:br/>
       <w:br/>
     </w:r>

--- a/tillsyn/A 63789-2025 tillsynsbegäran.docx
+++ b/tillsyn/A 63789-2025 tillsynsbegäran.docx
@@ -274,7 +274,7 @@
     <w:r>
       <w:tab/>
       <w:tab/>
-      <w:t>2026-05-12</w:t>
+      <w:t>2026-05-13</w:t>
       <w:br/>
       <w:br/>
     </w:r>

--- a/tillsyn/A 63789-2025 tillsynsbegäran.docx
+++ b/tillsyn/A 63789-2025 tillsynsbegäran.docx
@@ -274,7 +274,7 @@
     <w:r>
       <w:tab/>
       <w:tab/>
-      <w:t>2026-05-13</w:t>
+      <w:t>2026-05-16</w:t>
       <w:br/>
       <w:br/>
     </w:r>
